--- a/docs/Le_Resume_Studio_User_Tutorial.docx
+++ b/docs/Le_Resume_Studio_User_Tutorial.docx
@@ -20,7 +20,7 @@
     </w:p>
     <w:p>
       <w:r>
-        <w:t>October 11 2026  |  Published app version 13</w:t>
+        <w:t>October 12 2026  |  Published app version 14</w:t>
       </w:r>
     </w:p>
     <w:p>
@@ -49,7 +49,7 @@
     </w:p>
     <w:p>
       <w:r>
-        <w:t>Open Master resume in the navigation, or choose Add resume in the workspace. Enter the information from your existing resume into the labeled fields. The current app uses an editor; it does not import a PDF or Word resume automatically.</w:t>
+        <w:t>Open Master resume or choose Add resume. Upload a Word (.docx), text-based PDF, or UTF-8 .txt resume, or enter your details manually. Files must be nonempty and no larger than 10 MB; PDFs must have 30 pages or fewer. Scanned PDFs need a text-based copy; remove PDF passwords first. Uploads are read in your browser, without sending your resume to a server.</w:t>
       </w:r>
     </w:p>
     <w:tbl>
@@ -419,12 +419,12 @@
     </w:p>
     <w:p>
       <w:r>
-        <w:t>Use Add role, Add skill group, or Add education to include more entries. Remove an unused entry with its Remove button. At least one role must remain. The editor supports up to 30 roles and 20 entries each for skills and education.</w:t>
+        <w:t>Uploading fills an editable draft. Expand Review extracted resume text and check every field, including dates and accomplishments; complex layouts can require correction. Uploading replaces unsaved edits, but changes the saved master only after Save. Use Add or Remove to edit entries; at least one role must remain. Limits: 30 roles and 20 skill groups or education entries.</w:t>
       </w:r>
     </w:p>
     <w:p>
       <w:r>
-        <w:t>Choose Save master resume. If a required field is missing, the app identifies it and moves focus to it. Once the master is complete, Tailor resume + cover letter becomes available. Enter only experience, tools, credentials, and achievements you can substantiate.</w:t>
+        <w:t>Choose Save master resume. If a required field is missing, the app identifies it and moves focus to it. Once the master is complete, Tailor resume + cover letter becomes available. Clear master resume removes the saved master and uploaded text, including during an import. Cancel import keeps the preceding draft. Saved application versions are deleted separately with Clear saved versions. Enter only experience, tools, credentials, and achievements you can substantiate.</w:t>
       </w:r>
     </w:p>
     <w:p>

--- a/docs/Le_Resume_Studio_User_Tutorial.docx
+++ b/docs/Le_Resume_Studio_User_Tutorial.docx
@@ -20,7 +20,7 @@
     </w:p>
     <w:p>
       <w:r>
-        <w:t>October 12 2026  |  Published app version 14</w:t>
+        <w:t>October 12 2026  |  Published app version 15</w:t>
       </w:r>
     </w:p>
     <w:p>
@@ -419,12 +419,92 @@
     </w:p>
     <w:p>
       <w:r>
-        <w:t>Uploading fills an editable draft. Expand Review extracted resume text and check every field, including dates and accomplishments; complex layouts can require correction. Uploading replaces unsaved edits, but changes the saved master only after Save. Use Add or Remove to edit entries; at least one role must remain. Limits: 30 roles and 20 skill groups or education entries.</w:t>
+        <w:t>Uploading fills an editable draft. Expand Review extracted resume text and check every field, including dates and accomplishments; complex layouts can require correction. Final accomplishments stay with their role; job headings retain the uploaded role, company and year order. Uploading replaces unsaved edits, but changes the saved master only after Save. Use Add or Remove to edit entries; at least one role must remain. Limits: 30 roles and 20 skill groups or education entries.</w:t>
       </w:r>
     </w:p>
     <w:p>
       <w:r>
         <w:t>Choose Save master resume. If a required field is missing, the app identifies it and moves focus to it. Once the master is complete, Tailor resume + cover letter becomes available. Clear master resume removes the saved master and uploaded text, including during an import. Cancel import keeps the preceding draft. Saved application versions are deleted separately with Clear saved versions. Enter only experience, tools, credentials, and achievements you can substantiate.</w:t>
+      </w:r>
+    </w:p>
+    <w:p>
+      <w:pPr>
+        <w:pStyle w:val="Heading1"/>
+        <w:pageBreakBefore/>
+      </w:pPr>
+      <w:r>
+        <w:t>Protect your private workspace</w:t>
+      </w:r>
+    </w:p>
+    <w:p>
+      <w:r>
+        <w:t>App links do not contain applicant data. Uploads, tailoring and exports run in your browser; the app does not send resumes to an applicant database or other users. A fresh browser starts blank. On a shared browser profile, enable password protection before leaving saved data on the device.</w:t>
+      </w:r>
+    </w:p>
+    <w:p>
+      <w:pPr>
+        <w:ind w:left="317" w:hanging="317"/>
+      </w:pPr>
+      <w:r>
+        <w:rPr>
+          <w:b/>
+        </w:rPr>
+        <w:t xml:space="preserve">1. </w:t>
+      </w:r>
+      <w:r>
+        <w:t>Choose Privacy and password in the navigation.</w:t>
+      </w:r>
+    </w:p>
+    <w:p>
+      <w:pPr>
+        <w:ind w:left="317" w:hanging="317"/>
+      </w:pPr>
+      <w:r>
+        <w:rPr>
+          <w:b/>
+        </w:rPr>
+        <w:t xml:space="preserve">2. </w:t>
+      </w:r>
+      <w:r>
+        <w:t>Enter and confirm a unique passphrase of at least 12 characters, then choose Protect saved data. Existing master and saved versions are encrypted; their old plaintext records are removed after encryption succeeds.</w:t>
+      </w:r>
+    </w:p>
+    <w:p>
+      <w:pPr>
+        <w:ind w:left="317" w:hanging="317"/>
+      </w:pPr>
+      <w:r>
+        <w:rPr>
+          <w:b/>
+        </w:rPr>
+        <w:t xml:space="preserve">3. </w:t>
+      </w:r>
+      <w:r>
+        <w:t>Before handing the device to another person, choose Privacy and password, then Lock private workspace. This blanks the workspace without deleting the encrypted master or saved versions.</w:t>
+      </w:r>
+    </w:p>
+    <w:p>
+      <w:pPr>
+        <w:ind w:left="317" w:hanging="317"/>
+      </w:pPr>
+      <w:r>
+        <w:rPr>
+          <w:b/>
+        </w:rPr>
+        <w:t xml:space="preserve">4. </w:t>
+      </w:r>
+      <w:r>
+        <w:t>After reloading or reopening, enter your passphrase through Privacy and password to unlock the saved data. Sections 1 and 2 remain blank until you use the master or reopen a saved version.</w:t>
+      </w:r>
+    </w:p>
+    <w:p>
+      <w:r>
+        <w:t>Keep the passphrase safely: there is no recovery service, server account or cross-device synchronization. Without password protection, saved data belongs to the browser profile and can be read by another person using that profile. Protection applies to saved data; another person can see an unlocked tab or a separately downloaded file. Close download tabs and protect files on the device separately.</w:t>
+      </w:r>
+    </w:p>
+    <w:p>
+      <w:r>
+        <w:t>Open download page uses a private, five-minute browser-session handoff. The URL contains only a random identifier and cannot retrieve the document in another browser session. Popups or session storage may be blocked; use the direct save option if the new tab cannot open. Sharing a file through your device’s Share option is an explicit action you control.</w:t>
       </w:r>
     </w:p>
     <w:p>
@@ -1780,7 +1860,7 @@
     </w:p>
     <w:p>
       <w:r>
-        <w:t>People using the same device and browser profile can see the local data stored there. On a shared computer, download the files you need, clear saved versions, and clear the master. Clearing app data does not delete files already saved to Downloads or documents transferred into a separate download tab. Close those tabs and manage downloaded files separately.</w:t>
+        <w:t>Without password protection, people using the same device and browser profile can see the local data stored there. On a shared computer, download the files you need, clear saved versions, and clear the master. Clearing app data does not delete files already saved to Downloads or documents transferred into a separate download tab. Close those tabs and manage downloaded files separately.</w:t>
       </w:r>
     </w:p>
     <w:p>
@@ -2427,7 +2507,7 @@
                 <w:color w:val="000000"/>
                 <w:sz w:val="21"/>
               </w:rPr>
-              <w:t>Return to the browser profile where you created them. Clearing browser data or using private browsing can remove or isolate them.</w:t>
+              <w:t>Return to the original browser profile and unlock through Privacy and password if protected. Clearing browser data or private browsing can remove or isolate saved data.</w:t>
             </w:r>
           </w:p>
         </w:tc>

--- a/docs/Le_Resume_Studio_User_Tutorial.docx
+++ b/docs/Le_Resume_Studio_User_Tutorial.docx
@@ -20,7 +20,7 @@
     </w:p>
     <w:p>
       <w:r>
-        <w:t>October 12 2026  |  Published app version 15</w:t>
+        <w:t>October 12 2026  |  Published app version 16</w:t>
       </w:r>
     </w:p>
     <w:p>
@@ -49,7 +49,7 @@
     </w:p>
     <w:p>
       <w:r>
-        <w:t>Open Master resume or choose Add resume. Upload a Word (.docx), text-based PDF, or UTF-8 .txt resume, or enter your details manually. Files must be nonempty and no larger than 10 MB; PDFs must have 30 pages or fewer. Scanned PDFs need a text-based copy; remove PDF passwords first. Uploads are read in your browser, without sending your resume to a server.</w:t>
+        <w:t>Open Master resume or choose Add resume. Upload a Word (.docx), text-based PDF, UTF-8 .txt or rich-text .rtf resume. Master resume allows file upload only; there are no manual editing fields. Files must be nonempty and no larger than 10 MB; PDFs must have 30 pages or fewer. Scans need a text copy. Uploads are read in your browser without sending resume contents to a server.</w:t>
       </w:r>
     </w:p>
     <w:tbl>
@@ -130,7 +130,7 @@
                 <w:color w:val="000000"/>
                 <w:sz w:val="21"/>
               </w:rPr>
-              <w:t>What to enter</w:t>
+              <w:t>What the source file needs</w:t>
             </w:r>
           </w:p>
         </w:tc>
@@ -199,7 +199,7 @@
                 <w:color w:val="000000"/>
                 <w:sz w:val="21"/>
               </w:rPr>
-              <w:t>Full name is required. Email, phone, and LinkedIn URL are optional in the editor; include accurate contact details before applying.</w:t>
+              <w:t>Full name is required. Email, phone, and LinkedIn URL are optional in the file; include accurate contact details before applying.</w:t>
             </w:r>
           </w:p>
         </w:tc>
@@ -337,7 +337,7 @@
                 <w:color w:val="000000"/>
                 <w:sz w:val="21"/>
               </w:rPr>
-              <w:t>For each role, enter employer, original job title, dates, and at least one accomplishment. Enter one complete bullet per line without a bullet symbol.</w:t>
+              <w:t>For each role, enter employer, original job title, dates, and at least one accomplishment. Include readable accomplishment bullets.</w:t>
             </w:r>
           </w:p>
         </w:tc>
@@ -419,12 +419,12 @@
     </w:p>
     <w:p>
       <w:r>
-        <w:t>Uploading fills an editable draft. Expand Review extracted resume text and check every field, including dates and accomplishments; complex layouts can require correction. Final accomplishments stay with their role; job headings retain the uploaded role, company and year order. Uploading replaces unsaved edits, but changes the saved master only after Save. Use Add or Remove to edit entries; at least one role must remain. Limits: 30 roles and 20 skill groups or education entries.</w:t>
+        <w:t>A complete readable upload saves automatically. Expand View uploaded resume text to inspect the read-only extraction. Final accomplishments stay with their role; job headings retain the uploaded role, company and year order. To correct the source, edit your original file and upload it again. Failed uploads preserve the prior master.</w:t>
       </w:r>
     </w:p>
     <w:p>
       <w:r>
-        <w:t>Choose Save master resume. If a required field is missing, the app identifies it and moves focus to it. Once the master is complete, Tailor resume + cover letter becomes available. Clear master resume removes the saved master and uploaded text, including during an import. Cancel import keeps the preceding draft. Saved application versions are deleted separately with Clear saved versions. Enter only experience, tools, credentials, and achievements you can substantiate.</w:t>
+        <w:t>Choose Clear Master Resume to remove the saved source, extracted text, selected file and current workspace after confirmation. It cancels a pending import and keeps the source blank after reopening. Saved applications are removed separately with Clear saved versions. Use only substantiated experience. Word and PDF uploads retain detected typography and supported structure; complex layouts and exact pagination can change. TXT and RTF use a professional single-column template.</w:t>
       </w:r>
     </w:p>
     <w:p>
@@ -983,7 +983,7 @@
     </w:p>
     <w:p>
       <w:r>
-        <w:t>The score measures the unique job phrases this app detects. A phrase counts only when it appears in the document and is supported by your master. Unsupported requirements keep the score below 10/10. Cover-letter scoring uses its paragraph text. Add genuine missing experience to the master and tailor again; do not add qualifications you do not possess. This measure does not cover every requirement or predict an employer’s ATS result.</w:t>
+        <w:t>The score measures the unique job phrases this app detects. A phrase counts only when it appears in the document and is supported by your master. Unsupported requirements keep the score below 10/10. Cover-letter scoring uses its paragraph text. Add genuine missing experience to your source file, upload it again and tailor; do not add qualifications you do not possess. This measure does not cover every requirement or predict an employer’s ATS result.</w:t>
       </w:r>
     </w:p>
     <w:p>
@@ -1005,7 +1005,7 @@
     </w:p>
     <w:p>
       <w:r>
-        <w:t>Select Resume or Cover letter, then choose the edit icon in the review toolbar. In the resume editor, revise the summary, competencies, and accomplishment bullets. Update contact details, employers, job titles, dates, skills, or education in Master resume and tailor again. In the cover-letter editor, personalize the company, subject, greeting, paragraphs, closing, and signature.</w:t>
+        <w:t>Select Resume or Cover letter, then choose the edit icon in the review toolbar. The resume editor revises the summary, competencies and accomplishment bullets. To change contact details, employers, job titles, dates, skills or education, edit your original master file and upload it again. In the cover-letter editor, personalize the company, subject, greeting, paragraphs, closing and signature.</w:t>
       </w:r>
     </w:p>
     <w:p>
@@ -1733,7 +1733,7 @@
                 <w:color w:val="000000"/>
                 <w:sz w:val="21"/>
               </w:rPr>
-              <w:t>Clear master resume</w:t>
+              <w:t>Clear Master Resume</w:t>
             </w:r>
           </w:p>
         </w:tc>
@@ -1873,7 +1873,7 @@
     </w:p>
     <w:p>
       <w:r>
-        <w:t>A persistent notice explains that edits and history are available only while the current tab is open. You can still enter a master, tailor, and download documents. Download copies before closing or reloading the tab. If deletion reports a storage error, retry and verify it; the app does not report confirmed deletion when browser storage rejected the change.</w:t>
+        <w:t>A persistent notice explains when storage is unavailable. Upload a master, tailor and download documents in the current tab, then save copies before closing it. If clearing reports a storage error, retry and verify it; the prior stored source may return after reopening. Confirmed deletion is reported only after storage accepts the change.</w:t>
       </w:r>
     </w:p>
     <w:p>
@@ -2093,7 +2093,7 @@
                 <w:color w:val="000000"/>
                 <w:sz w:val="21"/>
               </w:rPr>
-              <w:t>Open Master resume, complete the required fields, and save it.</w:t>
+              <w:t>Upload a complete readable source file with name, summary, skills and job facts.</w:t>
             </w:r>
           </w:p>
         </w:tc>

--- a/docs/Le_Resume_Studio_User_Tutorial.docx
+++ b/docs/Le_Resume_Studio_User_Tutorial.docx
@@ -20,7 +20,7 @@
     </w:p>
     <w:p>
       <w:r>
-        <w:t>October 12 2026  |  Published app version 16</w:t>
+        <w:t>October 12 2026  |  Published app version 17</w:t>
       </w:r>
     </w:p>
     <w:p>
@@ -419,7 +419,7 @@
     </w:p>
     <w:p>
       <w:r>
-        <w:t>A complete readable upload saves automatically. Expand View uploaded resume text to inspect the read-only extraction. Final accomplishments stay with their role; job headings retain the uploaded role, company and year order. To correct the source, edit your original file and upload it again. Failed uploads preserve the prior master.</w:t>
+        <w:t>A complete readable upload saves automatically. Expand View uploaded resume text to inspect the read-only extraction. Final accomplishments stay with their role; job headings retain the uploaded role, company and year order. To correct the source, edit your original file and upload it again. You may select the same file repeatedly without changing its filename or applicant name. Failed uploads preserve the prior master.</w:t>
       </w:r>
     </w:p>
     <w:p>

--- a/docs/Le_Resume_Studio_User_Tutorial.docx
+++ b/docs/Le_Resume_Studio_User_Tutorial.docx
@@ -20,7 +20,7 @@
     </w:p>
     <w:p>
       <w:r>
-        <w:t>October 12 2026  |  Published app version 17</w:t>
+        <w:t>October 14 2026  |  Published app version 18</w:t>
       </w:r>
     </w:p>
     <w:p>
@@ -419,7 +419,7 @@
     </w:p>
     <w:p>
       <w:r>
-        <w:t>A complete readable upload saves automatically. Expand View uploaded resume text to inspect the read-only extraction. Final accomplishments stay with their role; job headings retain the uploaded role, company and year order. To correct the source, edit your original file and upload it again. You may select the same file repeatedly without changing its filename or applicant name. Failed uploads preserve the prior master.</w:t>
+        <w:t>A complete readable upload saves automatically. Expand View uploaded resume text to inspect the read-only extraction. Final accomplishments stay with their role; job headings retain the uploaded role, company and year order. To correct the source, edit your original file and upload it again. Each successful upload requires a unique filename in this browser master workspace, ignoring capitalization. Rename revised files before uploading. Clear Master Resume also clears filename history. Failed uploads preserve the prior master.</w:t>
       </w:r>
     </w:p>
     <w:p>

--- a/docs/Le_Resume_Studio_User_Tutorial.docx
+++ b/docs/Le_Resume_Studio_User_Tutorial.docx
@@ -20,7 +20,7 @@
     </w:p>
     <w:p>
       <w:r>
-        <w:t>October 14 2026  |  Published app version 18</w:t>
+        <w:t>October 14 2026  |  Published app version 19</w:t>
       </w:r>
     </w:p>
     <w:p>
@@ -130,7 +130,7 @@
                 <w:color w:val="000000"/>
                 <w:sz w:val="21"/>
               </w:rPr>
-              <w:t>What the source file needs</w:t>
+              <w:t>Optional information the app can use</w:t>
             </w:r>
           </w:p>
         </w:tc>
@@ -199,7 +199,7 @@
                 <w:color w:val="000000"/>
                 <w:sz w:val="21"/>
               </w:rPr>
-              <w:t>Full name is required. Email, phone, and LinkedIn URL are optional in the file; include accurate contact details before applying.</w:t>
+              <w:t>Name, email, phone and LinkedIn URL are optional for upload. Review contact information before applying.</w:t>
             </w:r>
           </w:p>
         </w:tc>
@@ -268,7 +268,7 @@
                 <w:color w:val="000000"/>
                 <w:sz w:val="21"/>
               </w:rPr>
-              <w:t>Write a professional summary. Enter at least one competency, with one competency per line.</w:t>
+              <w:t>A summary and skills are optional. Include them when available; no specific headings are required.</w:t>
             </w:r>
           </w:p>
         </w:tc>
@@ -337,7 +337,7 @@
                 <w:color w:val="000000"/>
                 <w:sz w:val="21"/>
               </w:rPr>
-              <w:t>For each role, enter employer, original job title, dates, and at least one accomplishment. Include readable accomplishment bullets.</w:t>
+              <w:t>Job titles, companies, dates and accomplishments are optional for upload. Supplied facts are used without inventing missing details.</w:t>
             </w:r>
           </w:p>
         </w:tc>
@@ -406,7 +406,7 @@
                 <w:color w:val="000000"/>
                 <w:sz w:val="21"/>
               </w:rPr>
-              <w:t>Add skill groups if needed and separate their skills with commas. Add education entries if needed; each added entry needs a school, qualification, and date or status.</w:t>
+              <w:t>Skills and education are optional. Missing school names, qualifications and dates do not block upload.</w:t>
             </w:r>
           </w:p>
         </w:tc>
@@ -419,7 +419,7 @@
     </w:p>
     <w:p>
       <w:r>
-        <w:t>A complete readable upload saves automatically. Expand View uploaded resume text to inspect the read-only extraction. Final accomplishments stay with their role; job headings retain the uploaded role, company and year order. To correct the source, edit your original file and upload it again. Each successful upload requires a unique filename in this browser master workspace, ignoring capitalization. Rename revised files before uploading. Clear Master Resume also clears filename history. Failed uploads preserve the prior master.</w:t>
+        <w:t>Any readable nonempty upload saves automatically, without required sections. Expand View uploaded resume text to inspect the read-only extraction. Final accomplishments stay with their role; job headings retain the uploaded role, company and year order. To correct the source, edit your original file and upload it again. Each successful upload requires a unique filename in this browser master workspace, ignoring capitalization. Rename revised files before uploading. Clear Master Resume also clears filename history. Failed uploads preserve the prior master.</w:t>
       </w:r>
     </w:p>
     <w:p>
@@ -2093,7 +2093,7 @@
                 <w:color w:val="000000"/>
                 <w:sz w:val="21"/>
               </w:rPr>
-              <w:t>Upload a complete readable source file with name, summary, skills and job facts.</w:t>
+              <w:t>Upload a readable source file; no resume sections or personal fields are mandatory.</w:t>
             </w:r>
           </w:p>
         </w:tc>

--- a/docs/Le_Resume_Studio_User_Tutorial.docx
+++ b/docs/Le_Resume_Studio_User_Tutorial.docx
@@ -20,7 +20,7 @@
     </w:p>
     <w:p>
       <w:r>
-        <w:t>October 14 2026  |  Published app version 19</w:t>
+        <w:t>October 14 2026  |  Published app version 20</w:t>
       </w:r>
     </w:p>
     <w:p>
@@ -419,12 +419,12 @@
     </w:p>
     <w:p>
       <w:r>
-        <w:t>Any readable nonempty upload saves automatically, without required sections. Expand View uploaded resume text to inspect the read-only extraction. Final accomplishments stay with their role; job headings retain the uploaded role, company and year order. To correct the source, edit your original file and upload it again. Each successful upload requires a unique filename in this browser master workspace, ignoring capitalization. Rename revised files before uploading. Clear Master Resume also clears filename history. Failed uploads preserve the prior master.</w:t>
+        <w:t>Any readable nonempty upload saves automatically, without required sections. Review the version-one-style sections for contact details, summary, competencies, experience, technical skills and education. Expand a role to see its company, years and bullets, or View uploaded resume text for the original extraction. All source details are read-only. Final accomplishments stay with their role; job headings retain the uploaded role, company and year order. To correct the source, edit your original file and upload it again. Each successful upload requires a unique filename in this browser master workspace, ignoring capitalization. Rename revised files before uploading. Clear Master Resume also clears filename history. Failed uploads preserve the prior master.</w:t>
       </w:r>
     </w:p>
     <w:p>
       <w:r>
-        <w:t>Choose Clear Master Resume to remove the saved source, extracted text, selected file and current workspace after confirmation. It cancels a pending import and keeps the source blank after reopening. Saved applications are removed separately with Clear saved versions. Use only substantiated experience. Word and PDF uploads retain detected typography and supported structure; complex layouts and exact pagination can change. TXT and RTF use a professional single-column template.</w:t>
+        <w:t>Choose Clear Master Resume to remove the saved source, extracted text, selected file and current workspace after confirmation. The uploaded-text box, job-description box, extra keywords and copy-text box empty immediately, before the storage write finishes. The dialog stays open with No master resume saved. It cancels pending imports and stays blank after reopening. If saving the deletion fails, the app shows an error and keeps Clear Master Resume available to retry. Saved applications are removed separately with Clear saved versions. Use only substantiated experience. Word and PDF uploads retain detected typography and supported structure; complex layouts and exact pagination can change. TXT and RTF use a professional single-column template.</w:t>
       </w:r>
     </w:p>
     <w:p>

--- a/docs/Le_Resume_Studio_User_Tutorial.docx
+++ b/docs/Le_Resume_Studio_User_Tutorial.docx
@@ -20,7 +20,7 @@
     </w:p>
     <w:p>
       <w:r>
-        <w:t>October 14 2026  |  Published app version 20</w:t>
+        <w:t>October 14 2026  |  Published app version 21</w:t>
       </w:r>
     </w:p>
     <w:p>
@@ -419,12 +419,12 @@
     </w:p>
     <w:p>
       <w:r>
-        <w:t>Any readable nonempty upload saves automatically, without required sections. Review the version-one-style sections for contact details, summary, competencies, experience, technical skills and education. Expand a role to see its company, years and bullets, or View uploaded resume text for the original extraction. All source details are read-only. Final accomplishments stay with their role; job headings retain the uploaded role, company and year order. To correct the source, edit your original file and upload it again. Each successful upload requires a unique filename in this browser master workspace, ignoring capitalization. Rename revised files before uploading. Clear Master Resume also clears filename history. Failed uploads preserve the prior master.</w:t>
+        <w:t>Any readable nonempty upload saves automatically, without required sections. Review the version-one-style sections for contact details, summary, competencies, experience, technical skills and education. Each detected role has its own expanded Experience section showing company, years and bullets. View uploaded resume text shows the original extraction. All source details are read-only. Final accomplishments stay with their role; job headings retain the uploaded role, company and year order. To correct the source, edit your original file and upload it again. Each successful upload requires a unique filename in this browser master workspace, ignoring capitalization. Rename revised files before uploading. Clear Master Resume also clears filename history. Failed uploads preserve the prior master.</w:t>
       </w:r>
     </w:p>
     <w:p>
       <w:r>
-        <w:t>Choose Clear Master Resume to remove the saved source, extracted text, selected file and current workspace after confirmation. The uploaded-text box, job-description box, extra keywords and copy-text box empty immediately, before the storage write finishes. The dialog stays open with No master resume saved. It cancels pending imports and stays blank after reopening. If saving the deletion fails, the app shows an error and keeps Clear Master Resume available to retry. Saved applications are removed separately with Clear saved versions. Use only substantiated experience. Word and PDF uploads retain detected typography and supported structure; complex layouts and exact pagination can change. TXT and RTF use a professional single-column template.</w:t>
+        <w:t>Choose Clear Master Resume to immediately delete every master subsection, imported file data, extracted text and filename history from this app. No browser confirmation popup is needed. The dialog shows No master resume saved; the current workspace clears and pending imports are canceled. The master stays blank after reopening. Failed storage deletion shows an error and allows retry. Your source file on your computer is unchanged; the app retains extracted data rather than the original file bytes. Saved applications are removed separately with Clear saved versions. Word and PDF uploads retain supported typography and structure; complex layouts can change. TXT and RTF use a professional single-column template.</w:t>
       </w:r>
     </w:p>
     <w:p>
@@ -1765,7 +1765,7 @@
                 <w:color w:val="000000"/>
                 <w:sz w:val="21"/>
               </w:rPr>
-              <w:t>Empties the master and current workspace after confirmation. Saved applications remain, and the master stays blank when you reopen the app.</w:t>
+              <w:t>Immediately deletes all master sections and imported file data from the app. Saved applications remain, and the master stays blank when you reopen the app.</w:t>
             </w:r>
           </w:p>
         </w:tc>

--- a/docs/Le_Resume_Studio_User_Tutorial.docx
+++ b/docs/Le_Resume_Studio_User_Tutorial.docx
@@ -20,7 +20,7 @@
     </w:p>
     <w:p>
       <w:r>
-        <w:t>October 14 2026  |  Published app version 21</w:t>
+        <w:t>October 14 2026  |  Published app version 22</w:t>
       </w:r>
     </w:p>
     <w:p>
@@ -419,7 +419,7 @@
     </w:p>
     <w:p>
       <w:r>
-        <w:t>Any readable nonempty upload saves automatically, without required sections. Review the version-one-style sections for contact details, summary, competencies, experience, technical skills and education. Each detected role has its own expanded Experience section showing company, years and bullets. View uploaded resume text shows the original extraction. All source details are read-only. Final accomplishments stay with their role; job headings retain the uploaded role, company and year order. To correct the source, edit your original file and upload it again. Each successful upload requires a unique filename in this browser master workspace, ignoring capitalization. Rename revised files before uploading. Clear Master Resume also clears filename history. Failed uploads preserve the prior master.</w:t>
+        <w:t>Any readable nonempty upload saves automatically, without required sections. Review the version-one-style sections for contact details, summary, competencies, experience, technical skills and education. Each detected role has its own expanded Experience section showing company, years and bullets. Check this list against your source file; combined headings across two lines are supported. View uploaded resume text shows the original extraction. All source details are read-only. Final accomplishments stay with their role; job headings retain the uploaded role, company and year order. To correct the source, edit your original file and upload it again. Each successful upload requires a unique filename in this browser master workspace, ignoring capitalization. Rename revised files before uploading. Clear Master Resume also clears filename history. Failed uploads preserve the prior master.</w:t>
       </w:r>
     </w:p>
     <w:p>
@@ -569,7 +569,7 @@
         <w:t xml:space="preserve">4. </w:t>
       </w:r>
       <w:r>
-        <w:t>Open Tailoring preferences if needed. Focused keeps up to four bullets for the first role and three for later roles. Full detail keeps every bullet. Both retain the original roles, employers, titles, and dates.</w:t>
+        <w:t>Open Tailoring preferences if needed. Focused keeps up to four bullets for the first role and three for later roles. Full detail keeps every bullet. Both retain every parsed job in source order with its original employer, title and dates, even when a job is less relevant. The preview reports how many source jobs were retained; compare this count with your uploaded file.</w:t>
       </w:r>
     </w:p>
     <w:p>
@@ -983,7 +983,7 @@
     </w:p>
     <w:p>
       <w:r>
-        <w:t>The score measures the unique job phrases this app detects. A phrase counts only when it appears in the document and is supported by your master. Unsupported requirements keep the score below 10/10. Cover-letter scoring uses its paragraph text. Add genuine missing experience to your source file, upload it again and tailor; do not add qualifications you do not possess. This measure does not cover every requirement or predict an employer’s ATS result.</w:t>
+        <w:t>The score measures the unique job phrases this app detects. A phrase counts only when it appears in the document and is supported by your master. Unsupported requirements keep the score below 10/10. Cover-letter scoring uses its paragraph text. Add genuine missing experience to your source file, upload it again and tailor; do not add qualifications you do not possess. Negated experience and learning goals do not establish qualifications. The summary does not invent a new professional title from shared skills. A 10/10 result requires source evidence for every detected phrase; this measure does not cover every requirement or guarantee an employer’s ATS result.</w:t>
       </w:r>
     </w:p>
     <w:p>
